--- a/SOP for ZY_PinBridge.docx
+++ b/SOP for ZY_PinBridge.docx
@@ -455,24 +455,6 @@
       </w:pPr>
       <w:r>
         <w:rPr>
-          <w:sz w:val="22"/>
-          <w:szCs w:val="22"/>
-        </w:rPr>
-        <w:t>Run build_UI.bat to recompile the .exe files.</w:t>
-      </w:r>
-    </w:p>
-    <w:p>
-      <w:pPr>
-        <w:spacing w:after="80" w:line="240" w:lineRule="auto"/>
-        <w:rPr>
-          <w:b/>
-          <w:bCs/>
-          <w:sz w:val="22"/>
-          <w:szCs w:val="22"/>
-        </w:rPr>
-      </w:pPr>
-      <w:r>
-        <w:rPr>
           <w:b/>
           <w:bCs/>
           <w:noProof/>
@@ -480,26 +462,26 @@
           <w:szCs w:val="22"/>
         </w:rPr>
         <w:drawing>
-          <wp:anchor distT="0" distB="0" distL="114300" distR="114300" simplePos="0" relativeHeight="251658240" behindDoc="1" locked="0" layoutInCell="1" allowOverlap="1" wp14:anchorId="16DFDC11" wp14:editId="1A47FF26">
+          <wp:anchor distT="0" distB="0" distL="114300" distR="114300" simplePos="0" relativeHeight="251660288" behindDoc="1" locked="0" layoutInCell="1" allowOverlap="1" wp14:anchorId="1C397A73" wp14:editId="6739276B">
             <wp:simplePos x="0" y="0"/>
-            <wp:positionH relativeFrom="column">
-              <wp:posOffset>3721100</wp:posOffset>
+            <wp:positionH relativeFrom="margin">
+              <wp:posOffset>3565525</wp:posOffset>
             </wp:positionH>
             <wp:positionV relativeFrom="paragraph">
-              <wp:posOffset>3810</wp:posOffset>
+              <wp:posOffset>46355</wp:posOffset>
             </wp:positionV>
-            <wp:extent cx="2317115" cy="1844040"/>
-            <wp:effectExtent l="0" t="0" r="6985" b="3810"/>
+            <wp:extent cx="2487930" cy="1985645"/>
+            <wp:effectExtent l="0" t="0" r="7620" b="0"/>
             <wp:wrapTight wrapText="bothSides">
               <wp:wrapPolygon edited="0">
                 <wp:start x="0" y="0"/>
-                <wp:lineTo x="0" y="21421"/>
-                <wp:lineTo x="21488" y="21421"/>
-                <wp:lineTo x="21488" y="0"/>
+                <wp:lineTo x="0" y="21344"/>
+                <wp:lineTo x="21501" y="21344"/>
+                <wp:lineTo x="21501" y="0"/>
                 <wp:lineTo x="0" y="0"/>
               </wp:wrapPolygon>
             </wp:wrapTight>
-            <wp:docPr id="252354908" name="Picture 2"/>
+            <wp:docPr id="466534402" name="Picture 1"/>
             <wp:cNvGraphicFramePr>
               <a:graphicFrameLocks xmlns:a="http://schemas.openxmlformats.org/drawingml/2006/main" noChangeAspect="1"/>
             </wp:cNvGraphicFramePr>
@@ -507,7 +489,7 @@
               <a:graphicData uri="http://schemas.openxmlformats.org/drawingml/2006/picture">
                 <pic:pic xmlns:pic="http://schemas.openxmlformats.org/drawingml/2006/picture">
                   <pic:nvPicPr>
-                    <pic:cNvPr id="0" name="Picture 2"/>
+                    <pic:cNvPr id="0" name="Picture 1"/>
                     <pic:cNvPicPr>
                       <a:picLocks noChangeAspect="1" noChangeArrowheads="1"/>
                     </pic:cNvPicPr>
@@ -528,7 +510,7 @@
                   <pic:spPr bwMode="auto">
                     <a:xfrm>
                       <a:off x="0" y="0"/>
-                      <a:ext cx="2317115" cy="1844040"/>
+                      <a:ext cx="2487930" cy="1985645"/>
                     </a:xfrm>
                     <a:prstGeom prst="rect">
                       <a:avLst/>
@@ -541,15 +523,33 @@
                 </pic:pic>
               </a:graphicData>
             </a:graphic>
-            <wp14:sizeRelH relativeFrom="page">
+            <wp14:sizeRelH relativeFrom="margin">
               <wp14:pctWidth>0</wp14:pctWidth>
             </wp14:sizeRelH>
-            <wp14:sizeRelV relativeFrom="page">
+            <wp14:sizeRelV relativeFrom="margin">
               <wp14:pctHeight>0</wp14:pctHeight>
             </wp14:sizeRelV>
           </wp:anchor>
         </w:drawing>
       </w:r>
+      <w:r>
+        <w:rPr>
+          <w:sz w:val="22"/>
+          <w:szCs w:val="22"/>
+        </w:rPr>
+        <w:t>Run build_UI.bat to recompile the .exe files.</w:t>
+      </w:r>
+    </w:p>
+    <w:p>
+      <w:pPr>
+        <w:spacing w:after="80" w:line="240" w:lineRule="auto"/>
+        <w:rPr>
+          <w:b/>
+          <w:bCs/>
+          <w:sz w:val="22"/>
+          <w:szCs w:val="22"/>
+        </w:rPr>
+      </w:pPr>
       <w:r>
         <w:rPr>
           <w:b/>
@@ -920,7 +920,7 @@
           <w:szCs w:val="22"/>
         </w:rPr>
         <w:drawing>
-          <wp:anchor distT="0" distB="0" distL="114300" distR="114300" simplePos="0" relativeHeight="251659264" behindDoc="1" locked="0" layoutInCell="1" allowOverlap="1" wp14:anchorId="7BCF7C1F" wp14:editId="4483AA67">
+          <wp:anchor distT="0" distB="0" distL="114300" distR="114300" simplePos="0" relativeHeight="251659264" behindDoc="1" locked="0" layoutInCell="1" allowOverlap="1" wp14:anchorId="7BCF7C1F" wp14:editId="449A1C36">
             <wp:simplePos x="0" y="0"/>
             <wp:positionH relativeFrom="column">
               <wp:posOffset>2846070</wp:posOffset>
